--- a/downloads/fiches/bts_environnement_nucleaire_fiche_evaluation.docx
+++ b/downloads/fiches/bts_environnement_nucleaire_fiche_evaluation.docx
@@ -11,8 +11,9 @@
           <w:b/>
           <w:color w:val="1F4E79"/>
           <w:sz w:val="32"/>
+          <w:lang w:val="fr-FR" w:eastAsia="fr-FR" w:bidi="fr-FR"/>
         </w:rPr>
-        <w:t>Fiche d'evaluation reconstituee - BTS Environnement nucleaire</w:t>
+        <w:t>Fiche d'évaluation reconstituée - BTS Environnement nucléaire</w:t>
       </w:r>
     </w:p>
     <w:p>
@@ -23,8 +24,9 @@
         <w:rPr>
           <w:i/>
           <w:sz w:val="21"/>
+          <w:lang w:val="fr-FR" w:eastAsia="fr-FR" w:bidi="fr-FR"/>
         </w:rPr>
-        <w:t>Support evalue : Rapport de stage | Modalite : CCF</w:t>
+        <w:t>Support évalué : Rapport de stage / rapport d'activités | Modalité : CCF</w:t>
       </w:r>
     </w:p>
     <w:p>
@@ -35,8 +37,9 @@
         <w:rPr>
           <w:b/>
           <w:color w:val="4F81BD"/>
+          <w:lang w:val="fr-FR" w:eastAsia="fr-FR" w:bidi="fr-FR"/>
         </w:rPr>
-        <w:t>Fiche reconstituee a partir de criteres officiels</w:t>
+        <w:t>Fiche reconstituée à partir de critères officiels</w:t>
       </w:r>
     </w:p>
     <w:p>
@@ -46,8 +49,9 @@
       <w:r>
         <w:rPr>
           <w:i/>
+          <w:lang w:val="fr-FR" w:eastAsia="fr-FR" w:bidi="fr-FR"/>
         </w:rPr>
-        <w:t>Cette fiche est une reconstitution de travail a partir des sources publiques reperees au 28/04/2026. Elle ne remplace pas un formulaire national opposable lorsqu'une grille officielle complete existe par ailleurs.</w:t>
+        <w:t>Cette fiche est une reconstitution de travail à partir des sources publiques repérées au 2026-05-06. Elle ne remplace pas un formulaire national opposable lorsqu'une grille officielle complète existe par ailleurs.</w:t>
       </w:r>
     </w:p>
     <w:tbl>
@@ -74,6 +78,7 @@
             <w:r>
               <w:rPr>
                 <w:b/>
+                <w:lang w:val="fr-FR" w:eastAsia="fr-FR" w:bidi="fr-FR"/>
               </w:rPr>
               <w:t>BTS</w:t>
             </w:r>
@@ -86,7 +91,10 @@
           </w:tcPr>
           <w:p>
             <w:r>
-              <w:t>BTS Environnement nucleaire</w:t>
+              <w:rPr>
+                <w:lang w:val="fr-FR" w:eastAsia="fr-FR" w:bidi="fr-FR"/>
+              </w:rPr>
+              <w:t>BTS Environnement nucléaire</w:t>
             </w:r>
           </w:p>
         </w:tc>
@@ -100,8 +108,9 @@
             <w:r>
               <w:rPr>
                 <w:b/>
+                <w:lang w:val="fr-FR" w:eastAsia="fr-FR" w:bidi="fr-FR"/>
               </w:rPr>
-              <w:t>Modalite</w:t>
+              <w:t>Modalité</w:t>
             </w:r>
           </w:p>
         </w:tc>
@@ -112,6 +121,9 @@
           </w:tcPr>
           <w:p>
             <w:r>
+              <w:rPr>
+                <w:lang w:val="fr-FR" w:eastAsia="fr-FR" w:bidi="fr-FR"/>
+              </w:rPr>
               <w:t>CCF</w:t>
             </w:r>
           </w:p>
@@ -128,6 +140,7 @@
             <w:r>
               <w:rPr>
                 <w:b/>
+                <w:lang w:val="fr-FR" w:eastAsia="fr-FR" w:bidi="fr-FR"/>
               </w:rPr>
               <w:t>Option</w:t>
             </w:r>
@@ -140,7 +153,10 @@
           </w:tcPr>
           <w:p>
             <w:r>
-              <w:t>Sans option specifiee</w:t>
+              <w:rPr>
+                <w:lang w:val="fr-FR" w:eastAsia="fr-FR" w:bidi="fr-FR"/>
+              </w:rPr>
+              <w:t>Sans option spécifiée</w:t>
             </w:r>
           </w:p>
         </w:tc>
@@ -154,6 +170,7 @@
             <w:r>
               <w:rPr>
                 <w:b/>
+                <w:lang w:val="fr-FR" w:eastAsia="fr-FR" w:bidi="fr-FR"/>
               </w:rPr>
               <w:t>Statut documentaire</w:t>
             </w:r>
@@ -166,6 +183,9 @@
           </w:tcPr>
           <w:p>
             <w:r>
+              <w:rPr>
+                <w:lang w:val="fr-FR" w:eastAsia="fr-FR" w:bidi="fr-FR"/>
+              </w:rPr>
               <w:t>CCF confirme</w:t>
             </w:r>
           </w:p>
@@ -182,6 +202,7 @@
             <w:r>
               <w:rPr>
                 <w:b/>
+                <w:lang w:val="fr-FR" w:eastAsia="fr-FR" w:bidi="fr-FR"/>
               </w:rPr>
               <w:t>Support</w:t>
             </w:r>
@@ -194,7 +215,10 @@
           </w:tcPr>
           <w:p>
             <w:r>
-              <w:t>Rapport de stage</w:t>
+              <w:rPr>
+                <w:lang w:val="fr-FR" w:eastAsia="fr-FR" w:bidi="fr-FR"/>
+              </w:rPr>
+              <w:t>Rapport de stage / rapport d'activités</w:t>
             </w:r>
           </w:p>
         </w:tc>
@@ -208,8 +232,9 @@
             <w:r>
               <w:rPr>
                 <w:b/>
+                <w:lang w:val="fr-FR" w:eastAsia="fr-FR" w:bidi="fr-FR"/>
               </w:rPr>
-              <w:t>Epreuve</w:t>
+              <w:t>Épreuve</w:t>
             </w:r>
           </w:p>
         </w:tc>
@@ -220,6 +245,9 @@
           </w:tcPr>
           <w:p>
             <w:r>
+              <w:rPr>
+                <w:lang w:val="fr-FR" w:eastAsia="fr-FR" w:bidi="fr-FR"/>
+              </w:rPr>
               <w:t>U6.1 Rapport de stage ouvrier en entreprise</w:t>
             </w:r>
           </w:p>
@@ -236,8 +264,9 @@
             <w:r>
               <w:rPr>
                 <w:b/>
+                <w:lang w:val="fr-FR" w:eastAsia="fr-FR" w:bidi="fr-FR"/>
               </w:rPr>
-              <w:t>Voies / modalites</w:t>
+              <w:t>Voies / modalités</w:t>
             </w:r>
           </w:p>
         </w:tc>
@@ -248,7 +277,10 @@
           </w:tcPr>
           <w:p>
             <w:r>
-              <w:t>Voie scolaire sous contrat, apprentissage habilite, FPC publique habilitee</w:t>
+              <w:rPr>
+                <w:lang w:val="fr-FR" w:eastAsia="fr-FR" w:bidi="fr-FR"/>
+              </w:rPr>
+              <w:t>CCF confirme</w:t>
             </w:r>
           </w:p>
         </w:tc>
@@ -262,6 +294,7 @@
             <w:r>
               <w:rPr>
                 <w:b/>
+                <w:lang w:val="fr-FR" w:eastAsia="fr-FR" w:bidi="fr-FR"/>
               </w:rPr>
               <w:t>Niveau de reconstitution</w:t>
             </w:r>
@@ -274,7 +307,10 @@
           </w:tcPr>
           <w:p>
             <w:r>
-              <w:t>Fiche reconstituee a partir de criteres officiels</w:t>
+              <w:rPr>
+                <w:lang w:val="fr-FR" w:eastAsia="fr-FR" w:bidi="fr-FR"/>
+              </w:rPr>
+              <w:t>Fiche reconstituée à partir de critères officiels</w:t>
             </w:r>
           </w:p>
         </w:tc>
@@ -290,8 +326,9 @@
             <w:r>
               <w:rPr>
                 <w:b/>
+                <w:lang w:val="fr-FR" w:eastAsia="fr-FR" w:bidi="fr-FR"/>
               </w:rPr>
-              <w:t>Sources modele</w:t>
+              <w:t>Sources modèle</w:t>
             </w:r>
           </w:p>
         </w:tc>
@@ -302,7 +339,10 @@
           </w:tcPr>
           <w:p>
             <w:r>
-              <w:t>Le reglement public documente la sous-epreuve et ses modalites, pas une grille separee du rapport de stage ouvrier.</w:t>
+              <w:rPr>
+                <w:lang w:val="fr-FR" w:eastAsia="fr-FR" w:bidi="fr-FR"/>
+              </w:rPr>
+              <w:t>Le reglement public documente la sous-epreuve et ses modalités, pas une grille separee du rapport de stage ouvrier.</w:t>
             </w:r>
           </w:p>
         </w:tc>
@@ -316,6 +356,7 @@
             <w:r>
               <w:rPr>
                 <w:b/>
+                <w:lang w:val="fr-FR" w:eastAsia="fr-FR" w:bidi="fr-FR"/>
               </w:rPr>
               <w:t>Document jury</w:t>
             </w:r>
@@ -328,6 +369,9 @@
           </w:tcPr>
           <w:p>
             <w:r>
+              <w:rPr>
+                <w:lang w:val="fr-FR" w:eastAsia="fr-FR" w:bidi="fr-FR"/>
+              </w:rPr>
               <w:t>https://cache.media.education.gouv.fr/file/30/14/7/environnement-nucleaire-reglement-examen_186147.pdf</w:t>
             </w:r>
           </w:p>
@@ -339,8 +383,9 @@
       <w:r>
         <w:rPr>
           <w:b/>
+          <w:lang w:val="fr-FR" w:eastAsia="fr-FR" w:bidi="fr-FR"/>
         </w:rPr>
-        <w:t>Echelle de positionnement conseillee</w:t>
+        <w:t>Échelle de positionnement conseillée</w:t>
       </w:r>
     </w:p>
     <w:tbl>
@@ -366,6 +411,7 @@
             <w:r>
               <w:rPr>
                 <w:b/>
+                <w:lang w:val="fr-FR" w:eastAsia="fr-FR" w:bidi="fr-FR"/>
               </w:rPr>
               <w:t>NA</w:t>
             </w:r>
@@ -380,6 +426,7 @@
             <w:r>
               <w:rPr>
                 <w:b/>
+                <w:lang w:val="fr-FR" w:eastAsia="fr-FR" w:bidi="fr-FR"/>
               </w:rPr>
               <w:t>PA</w:t>
             </w:r>
@@ -394,6 +441,7 @@
             <w:r>
               <w:rPr>
                 <w:b/>
+                <w:lang w:val="fr-FR" w:eastAsia="fr-FR" w:bidi="fr-FR"/>
               </w:rPr>
               <w:t>A</w:t>
             </w:r>
@@ -408,6 +456,7 @@
             <w:r>
               <w:rPr>
                 <w:b/>
+                <w:lang w:val="fr-FR" w:eastAsia="fr-FR" w:bidi="fr-FR"/>
               </w:rPr>
               <w:t>TB</w:t>
             </w:r>
@@ -421,6 +470,9 @@
           </w:tcPr>
           <w:p>
             <w:r>
+              <w:rPr>
+                <w:lang w:val="fr-FR" w:eastAsia="fr-FR" w:bidi="fr-FR"/>
+              </w:rPr>
               <w:t>Non observable / non acquis</w:t>
             </w:r>
           </w:p>
@@ -431,6 +483,9 @@
           </w:tcPr>
           <w:p>
             <w:r>
+              <w:rPr>
+                <w:lang w:val="fr-FR" w:eastAsia="fr-FR" w:bidi="fr-FR"/>
+              </w:rPr>
               <w:t>Partiellement acquis</w:t>
             </w:r>
           </w:p>
@@ -441,6 +496,9 @@
           </w:tcPr>
           <w:p>
             <w:r>
+              <w:rPr>
+                <w:lang w:val="fr-FR" w:eastAsia="fr-FR" w:bidi="fr-FR"/>
+              </w:rPr>
               <w:t>Acquis</w:t>
             </w:r>
           </w:p>
@@ -451,7 +509,10 @@
           </w:tcPr>
           <w:p>
             <w:r>
-              <w:t>Tres bien acquis</w:t>
+              <w:rPr>
+                <w:lang w:val="fr-FR" w:eastAsia="fr-FR" w:bidi="fr-FR"/>
+              </w:rPr>
+              <w:t>Très bien acquis</w:t>
             </w:r>
           </w:p>
         </w:tc>
@@ -462,8 +523,9 @@
       <w:r>
         <w:rPr>
           <w:b/>
+          <w:lang w:val="fr-FR" w:eastAsia="fr-FR" w:bidi="fr-FR"/>
         </w:rPr>
-        <w:t>Grille d'evaluation</w:t>
+        <w:t>Grille d'évaluation</w:t>
       </w:r>
     </w:p>
     <w:tbl>
@@ -500,8 +562,9 @@
               <w:rPr>
                 <w:b/>
                 <w:sz w:val="19"/>
+                <w:lang w:val="fr-FR" w:eastAsia="fr-FR" w:bidi="fr-FR"/>
               </w:rPr>
-              <w:t>Critere evalue</w:t>
+              <w:t>Critère évalué</w:t>
             </w:r>
           </w:p>
         </w:tc>
@@ -519,6 +582,7 @@
               <w:rPr>
                 <w:b/>
                 <w:sz w:val="19"/>
+                <w:lang w:val="fr-FR" w:eastAsia="fr-FR" w:bidi="fr-FR"/>
               </w:rPr>
               <w:t>Indicateurs observables / questions d'appui</w:t>
             </w:r>
@@ -538,6 +602,7 @@
               <w:rPr>
                 <w:b/>
                 <w:sz w:val="19"/>
+                <w:lang w:val="fr-FR" w:eastAsia="fr-FR" w:bidi="fr-FR"/>
               </w:rPr>
               <w:t>NA</w:t>
             </w:r>
@@ -557,6 +622,7 @@
               <w:rPr>
                 <w:b/>
                 <w:sz w:val="19"/>
+                <w:lang w:val="fr-FR" w:eastAsia="fr-FR" w:bidi="fr-FR"/>
               </w:rPr>
               <w:t>PA</w:t>
             </w:r>
@@ -576,6 +642,7 @@
               <w:rPr>
                 <w:b/>
                 <w:sz w:val="19"/>
+                <w:lang w:val="fr-FR" w:eastAsia="fr-FR" w:bidi="fr-FR"/>
               </w:rPr>
               <w:t>A</w:t>
             </w:r>
@@ -595,6 +662,7 @@
               <w:rPr>
                 <w:b/>
                 <w:sz w:val="19"/>
+                <w:lang w:val="fr-FR" w:eastAsia="fr-FR" w:bidi="fr-FR"/>
               </w:rPr>
               <w:t>TB</w:t>
             </w:r>
@@ -614,6 +682,7 @@
               <w:rPr>
                 <w:b/>
                 <w:sz w:val="19"/>
+                <w:lang w:val="fr-FR" w:eastAsia="fr-FR" w:bidi="fr-FR"/>
               </w:rPr>
               <w:t>Observations</w:t>
             </w:r>
@@ -631,7 +700,10 @@
               <w:spacing w:after="0"/>
             </w:pPr>
             <w:r>
-              <w:t>Qualite et conformite du rapport/support</w:t>
+              <w:rPr>
+                <w:lang w:val="fr-FR" w:eastAsia="fr-FR" w:bidi="fr-FR"/>
+              </w:rPr>
+              <w:t>Qualité et conformité du rapport/support</w:t>
             </w:r>
           </w:p>
         </w:tc>
@@ -645,7 +717,10 @@
               <w:spacing w:after="0"/>
             </w:pPr>
             <w:r>
-              <w:t>Support lisible, structure, coherent avec l'epreuve et directement exploitable pour l'evaluation.</w:t>
+              <w:rPr>
+                <w:lang w:val="fr-FR" w:eastAsia="fr-FR" w:bidi="fr-FR"/>
+              </w:rPr>
+              <w:t>Support lisible, structuré, cohérent avec l'épreuve et directement exploitable pour l'évaluation.</w:t>
             </w:r>
           </w:p>
         </w:tc>
@@ -659,7 +734,11 @@
               <w:spacing w:after="0"/>
               <w:jc w:val="center"/>
             </w:pPr>
-            <w:r/>
+            <w:r>
+              <w:rPr>
+                <w:lang w:val="fr-FR" w:eastAsia="fr-FR" w:bidi="fr-FR"/>
+              </w:rPr>
+            </w:r>
           </w:p>
         </w:tc>
         <w:tc>
@@ -672,7 +751,11 @@
               <w:spacing w:after="0"/>
               <w:jc w:val="center"/>
             </w:pPr>
-            <w:r/>
+            <w:r>
+              <w:rPr>
+                <w:lang w:val="fr-FR" w:eastAsia="fr-FR" w:bidi="fr-FR"/>
+              </w:rPr>
+            </w:r>
           </w:p>
         </w:tc>
         <w:tc>
@@ -685,7 +768,11 @@
               <w:spacing w:after="0"/>
               <w:jc w:val="center"/>
             </w:pPr>
-            <w:r/>
+            <w:r>
+              <w:rPr>
+                <w:lang w:val="fr-FR" w:eastAsia="fr-FR" w:bidi="fr-FR"/>
+              </w:rPr>
+            </w:r>
           </w:p>
         </w:tc>
         <w:tc>
@@ -698,7 +785,11 @@
               <w:spacing w:after="0"/>
               <w:jc w:val="center"/>
             </w:pPr>
-            <w:r/>
+            <w:r>
+              <w:rPr>
+                <w:lang w:val="fr-FR" w:eastAsia="fr-FR" w:bidi="fr-FR"/>
+              </w:rPr>
+            </w:r>
           </w:p>
         </w:tc>
         <w:tc>
@@ -710,7 +801,11 @@
             <w:pPr>
               <w:spacing w:after="0"/>
             </w:pPr>
-            <w:r/>
+            <w:r>
+              <w:rPr>
+                <w:lang w:val="fr-FR" w:eastAsia="fr-FR" w:bidi="fr-FR"/>
+              </w:rPr>
+            </w:r>
           </w:p>
         </w:tc>
       </w:tr>
@@ -725,7 +820,10 @@
               <w:spacing w:after="0"/>
             </w:pPr>
             <w:r>
-              <w:t>explicitation du contexte entreprise et de la mission en environnement nucleaire</w:t>
+              <w:rPr>
+                <w:lang w:val="fr-FR" w:eastAsia="fr-FR" w:bidi="fr-FR"/>
+              </w:rPr>
+              <w:t>explicitation du contexte entreprise et de la mission en environnement nucléaire</w:t>
             </w:r>
           </w:p>
         </w:tc>
@@ -739,7 +837,10 @@
               <w:spacing w:after="0"/>
             </w:pPr>
             <w:r>
-              <w:t>Le candidat situe precisement l'organisation, ses missions et le perimetre de son intervention.</w:t>
+              <w:rPr>
+                <w:lang w:val="fr-FR" w:eastAsia="fr-FR" w:bidi="fr-FR"/>
+              </w:rPr>
+              <w:t>Le candidat situe précisément l'organisation, ses missions et le périmètre de son intervention.</w:t>
             </w:r>
           </w:p>
         </w:tc>
@@ -753,7 +854,11 @@
               <w:spacing w:after="0"/>
               <w:jc w:val="center"/>
             </w:pPr>
-            <w:r/>
+            <w:r>
+              <w:rPr>
+                <w:lang w:val="fr-FR" w:eastAsia="fr-FR" w:bidi="fr-FR"/>
+              </w:rPr>
+            </w:r>
           </w:p>
         </w:tc>
         <w:tc>
@@ -766,7 +871,11 @@
               <w:spacing w:after="0"/>
               <w:jc w:val="center"/>
             </w:pPr>
-            <w:r/>
+            <w:r>
+              <w:rPr>
+                <w:lang w:val="fr-FR" w:eastAsia="fr-FR" w:bidi="fr-FR"/>
+              </w:rPr>
+            </w:r>
           </w:p>
         </w:tc>
         <w:tc>
@@ -779,7 +888,11 @@
               <w:spacing w:after="0"/>
               <w:jc w:val="center"/>
             </w:pPr>
-            <w:r/>
+            <w:r>
+              <w:rPr>
+                <w:lang w:val="fr-FR" w:eastAsia="fr-FR" w:bidi="fr-FR"/>
+              </w:rPr>
+            </w:r>
           </w:p>
         </w:tc>
         <w:tc>
@@ -792,7 +905,11 @@
               <w:spacing w:after="0"/>
               <w:jc w:val="center"/>
             </w:pPr>
-            <w:r/>
+            <w:r>
+              <w:rPr>
+                <w:lang w:val="fr-FR" w:eastAsia="fr-FR" w:bidi="fr-FR"/>
+              </w:rPr>
+            </w:r>
           </w:p>
         </w:tc>
         <w:tc>
@@ -804,7 +921,11 @@
             <w:pPr>
               <w:spacing w:after="0"/>
             </w:pPr>
-            <w:r/>
+            <w:r>
+              <w:rPr>
+                <w:lang w:val="fr-FR" w:eastAsia="fr-FR" w:bidi="fr-FR"/>
+              </w:rPr>
+            </w:r>
           </w:p>
         </w:tc>
       </w:tr>
@@ -819,7 +940,10 @@
               <w:spacing w:after="0"/>
             </w:pPr>
             <w:r>
-              <w:t>maitrise technique des activites realisees</w:t>
+              <w:rPr>
+                <w:lang w:val="fr-FR" w:eastAsia="fr-FR" w:bidi="fr-FR"/>
+              </w:rPr>
+              <w:t>maîtrise technique des activités réalisées</w:t>
             </w:r>
           </w:p>
         </w:tc>
@@ -833,7 +957,10 @@
               <w:spacing w:after="0"/>
             </w:pPr>
             <w:r>
-              <w:t>Les techniques, outils et methodes mobilises sont expliques et justifies avec exactitude.</w:t>
+              <w:rPr>
+                <w:lang w:val="fr-FR" w:eastAsia="fr-FR" w:bidi="fr-FR"/>
+              </w:rPr>
+              <w:t>Les techniques, outils et méthodes mobilisés sont expliqués et justifiés avec exactitude.</w:t>
             </w:r>
           </w:p>
         </w:tc>
@@ -847,7 +974,11 @@
               <w:spacing w:after="0"/>
               <w:jc w:val="center"/>
             </w:pPr>
-            <w:r/>
+            <w:r>
+              <w:rPr>
+                <w:lang w:val="fr-FR" w:eastAsia="fr-FR" w:bidi="fr-FR"/>
+              </w:rPr>
+            </w:r>
           </w:p>
         </w:tc>
         <w:tc>
@@ -860,7 +991,11 @@
               <w:spacing w:after="0"/>
               <w:jc w:val="center"/>
             </w:pPr>
-            <w:r/>
+            <w:r>
+              <w:rPr>
+                <w:lang w:val="fr-FR" w:eastAsia="fr-FR" w:bidi="fr-FR"/>
+              </w:rPr>
+            </w:r>
           </w:p>
         </w:tc>
         <w:tc>
@@ -873,7 +1008,11 @@
               <w:spacing w:after="0"/>
               <w:jc w:val="center"/>
             </w:pPr>
-            <w:r/>
+            <w:r>
+              <w:rPr>
+                <w:lang w:val="fr-FR" w:eastAsia="fr-FR" w:bidi="fr-FR"/>
+              </w:rPr>
+            </w:r>
           </w:p>
         </w:tc>
         <w:tc>
@@ -886,7 +1025,11 @@
               <w:spacing w:after="0"/>
               <w:jc w:val="center"/>
             </w:pPr>
-            <w:r/>
+            <w:r>
+              <w:rPr>
+                <w:lang w:val="fr-FR" w:eastAsia="fr-FR" w:bidi="fr-FR"/>
+              </w:rPr>
+            </w:r>
           </w:p>
         </w:tc>
         <w:tc>
@@ -898,7 +1041,11 @@
             <w:pPr>
               <w:spacing w:after="0"/>
             </w:pPr>
-            <w:r/>
+            <w:r>
+              <w:rPr>
+                <w:lang w:val="fr-FR" w:eastAsia="fr-FR" w:bidi="fr-FR"/>
+              </w:rPr>
+            </w:r>
           </w:p>
         </w:tc>
       </w:tr>
@@ -913,7 +1060,10 @@
               <w:spacing w:after="0"/>
             </w:pPr>
             <w:r>
-              <w:t>analyse des choix, resultats et ecarts</w:t>
+              <w:rPr>
+                <w:lang w:val="fr-FR" w:eastAsia="fr-FR" w:bidi="fr-FR"/>
+              </w:rPr>
+              <w:t>analysé des choix, résultats et écarts</w:t>
             </w:r>
           </w:p>
         </w:tc>
@@ -927,7 +1077,10 @@
               <w:spacing w:after="0"/>
             </w:pPr>
             <w:r>
-              <w:t>Les choix, contraintes, resultats et eventuels ecarts sont analyses avec recul professionnel.</w:t>
+              <w:rPr>
+                <w:lang w:val="fr-FR" w:eastAsia="fr-FR" w:bidi="fr-FR"/>
+              </w:rPr>
+              <w:t>Les choix, contraintes, résultats et éventuels écarts sont analysés avec recul professionnel.</w:t>
             </w:r>
           </w:p>
         </w:tc>
@@ -941,7 +1094,11 @@
               <w:spacing w:after="0"/>
               <w:jc w:val="center"/>
             </w:pPr>
-            <w:r/>
+            <w:r>
+              <w:rPr>
+                <w:lang w:val="fr-FR" w:eastAsia="fr-FR" w:bidi="fr-FR"/>
+              </w:rPr>
+            </w:r>
           </w:p>
         </w:tc>
         <w:tc>
@@ -954,7 +1111,11 @@
               <w:spacing w:after="0"/>
               <w:jc w:val="center"/>
             </w:pPr>
-            <w:r/>
+            <w:r>
+              <w:rPr>
+                <w:lang w:val="fr-FR" w:eastAsia="fr-FR" w:bidi="fr-FR"/>
+              </w:rPr>
+            </w:r>
           </w:p>
         </w:tc>
         <w:tc>
@@ -967,7 +1128,11 @@
               <w:spacing w:after="0"/>
               <w:jc w:val="center"/>
             </w:pPr>
-            <w:r/>
+            <w:r>
+              <w:rPr>
+                <w:lang w:val="fr-FR" w:eastAsia="fr-FR" w:bidi="fr-FR"/>
+              </w:rPr>
+            </w:r>
           </w:p>
         </w:tc>
         <w:tc>
@@ -980,7 +1145,11 @@
               <w:spacing w:after="0"/>
               <w:jc w:val="center"/>
             </w:pPr>
-            <w:r/>
+            <w:r>
+              <w:rPr>
+                <w:lang w:val="fr-FR" w:eastAsia="fr-FR" w:bidi="fr-FR"/>
+              </w:rPr>
+            </w:r>
           </w:p>
         </w:tc>
         <w:tc>
@@ -992,7 +1161,11 @@
             <w:pPr>
               <w:spacing w:after="0"/>
             </w:pPr>
-            <w:r/>
+            <w:r>
+              <w:rPr>
+                <w:lang w:val="fr-FR" w:eastAsia="fr-FR" w:bidi="fr-FR"/>
+              </w:rPr>
+            </w:r>
           </w:p>
         </w:tc>
       </w:tr>
@@ -1007,7 +1180,10 @@
               <w:spacing w:after="0"/>
             </w:pPr>
             <w:r>
-              <w:t>prise en compte de la qualite, de la securite, des procedures et des contraintes de couts/delais</w:t>
+              <w:rPr>
+                <w:lang w:val="fr-FR" w:eastAsia="fr-FR" w:bidi="fr-FR"/>
+              </w:rPr>
+              <w:t>prise en compte de la qualité, de la sécurité, des procedures et des contraintes de couts/delais</w:t>
             </w:r>
           </w:p>
         </w:tc>
@@ -1021,7 +1197,10 @@
               <w:spacing w:after="0"/>
             </w:pPr>
             <w:r>
-              <w:t>Les exigences de qualite, securite, reglementation et tracabilite sont prises en compte.</w:t>
+              <w:rPr>
+                <w:lang w:val="fr-FR" w:eastAsia="fr-FR" w:bidi="fr-FR"/>
+              </w:rPr>
+              <w:t>Les exigences de qualité, sécurité, réglementation et traçabilité sont prises en compte.</w:t>
             </w:r>
           </w:p>
         </w:tc>
@@ -1035,7 +1214,11 @@
               <w:spacing w:after="0"/>
               <w:jc w:val="center"/>
             </w:pPr>
-            <w:r/>
+            <w:r>
+              <w:rPr>
+                <w:lang w:val="fr-FR" w:eastAsia="fr-FR" w:bidi="fr-FR"/>
+              </w:rPr>
+            </w:r>
           </w:p>
         </w:tc>
         <w:tc>
@@ -1048,7 +1231,11 @@
               <w:spacing w:after="0"/>
               <w:jc w:val="center"/>
             </w:pPr>
-            <w:r/>
+            <w:r>
+              <w:rPr>
+                <w:lang w:val="fr-FR" w:eastAsia="fr-FR" w:bidi="fr-FR"/>
+              </w:rPr>
+            </w:r>
           </w:p>
         </w:tc>
         <w:tc>
@@ -1061,7 +1248,11 @@
               <w:spacing w:after="0"/>
               <w:jc w:val="center"/>
             </w:pPr>
-            <w:r/>
+            <w:r>
+              <w:rPr>
+                <w:lang w:val="fr-FR" w:eastAsia="fr-FR" w:bidi="fr-FR"/>
+              </w:rPr>
+            </w:r>
           </w:p>
         </w:tc>
         <w:tc>
@@ -1074,7 +1265,11 @@
               <w:spacing w:after="0"/>
               <w:jc w:val="center"/>
             </w:pPr>
-            <w:r/>
+            <w:r>
+              <w:rPr>
+                <w:lang w:val="fr-FR" w:eastAsia="fr-FR" w:bidi="fr-FR"/>
+              </w:rPr>
+            </w:r>
           </w:p>
         </w:tc>
         <w:tc>
@@ -1086,7 +1281,11 @@
             <w:pPr>
               <w:spacing w:after="0"/>
             </w:pPr>
-            <w:r/>
+            <w:r>
+              <w:rPr>
+                <w:lang w:val="fr-FR" w:eastAsia="fr-FR" w:bidi="fr-FR"/>
+              </w:rPr>
+            </w:r>
           </w:p>
         </w:tc>
       </w:tr>
@@ -1101,7 +1300,10 @@
               <w:spacing w:after="0"/>
             </w:pPr>
             <w:r>
-              <w:t>qualite de la soutenance et capacite de justification</w:t>
+              <w:rPr>
+                <w:lang w:val="fr-FR" w:eastAsia="fr-FR" w:bidi="fr-FR"/>
+              </w:rPr>
+              <w:t>qualité de la soutenance et capacite de justification</w:t>
             </w:r>
           </w:p>
         </w:tc>
@@ -1115,7 +1317,10 @@
               <w:spacing w:after="0"/>
             </w:pPr>
             <w:r>
-              <w:t>Les exigences de qualite, securite, reglementation et tracabilite sont prises en compte.</w:t>
+              <w:rPr>
+                <w:lang w:val="fr-FR" w:eastAsia="fr-FR" w:bidi="fr-FR"/>
+              </w:rPr>
+              <w:t>Expression claire, structurée, argumentée et adaptée au questionnement du jury.</w:t>
             </w:r>
           </w:p>
         </w:tc>
@@ -1129,7 +1334,11 @@
               <w:spacing w:after="0"/>
               <w:jc w:val="center"/>
             </w:pPr>
-            <w:r/>
+            <w:r>
+              <w:rPr>
+                <w:lang w:val="fr-FR" w:eastAsia="fr-FR" w:bidi="fr-FR"/>
+              </w:rPr>
+            </w:r>
           </w:p>
         </w:tc>
         <w:tc>
@@ -1142,7 +1351,11 @@
               <w:spacing w:after="0"/>
               <w:jc w:val="center"/>
             </w:pPr>
-            <w:r/>
+            <w:r>
+              <w:rPr>
+                <w:lang w:val="fr-FR" w:eastAsia="fr-FR" w:bidi="fr-FR"/>
+              </w:rPr>
+            </w:r>
           </w:p>
         </w:tc>
         <w:tc>
@@ -1155,7 +1368,11 @@
               <w:spacing w:after="0"/>
               <w:jc w:val="center"/>
             </w:pPr>
-            <w:r/>
+            <w:r>
+              <w:rPr>
+                <w:lang w:val="fr-FR" w:eastAsia="fr-FR" w:bidi="fr-FR"/>
+              </w:rPr>
+            </w:r>
           </w:p>
         </w:tc>
         <w:tc>
@@ -1168,7 +1385,11 @@
               <w:spacing w:after="0"/>
               <w:jc w:val="center"/>
             </w:pPr>
-            <w:r/>
+            <w:r>
+              <w:rPr>
+                <w:lang w:val="fr-FR" w:eastAsia="fr-FR" w:bidi="fr-FR"/>
+              </w:rPr>
+            </w:r>
           </w:p>
         </w:tc>
         <w:tc>
@@ -1180,7 +1401,11 @@
             <w:pPr>
               <w:spacing w:after="0"/>
             </w:pPr>
-            <w:r/>
+            <w:r>
+              <w:rPr>
+                <w:lang w:val="fr-FR" w:eastAsia="fr-FR" w:bidi="fr-FR"/>
+              </w:rPr>
+            </w:r>
           </w:p>
         </w:tc>
       </w:tr>
@@ -1195,7 +1420,10 @@
               <w:spacing w:after="0"/>
             </w:pPr>
             <w:r>
-              <w:t>prise de recul sur l'experience. Accent probable sur le respect des procedures, de la radioprotection, de la securite et l'analyse de l'activite ouvriere realisee en entreprise</w:t>
+              <w:rPr>
+                <w:lang w:val="fr-FR" w:eastAsia="fr-FR" w:bidi="fr-FR"/>
+              </w:rPr>
+              <w:t>prise de recul sur l'experience. Accent probable sur le respect des procedures, de la radioprotection, de la sécurité et l'analysé de l'activité ouvriere réalisée en entreprise</w:t>
             </w:r>
           </w:p>
         </w:tc>
@@ -1209,7 +1437,10 @@
               <w:spacing w:after="0"/>
             </w:pPr>
             <w:r>
-              <w:t>Le candidat situe precisement l'organisation, ses missions et le perimetre de son intervention.</w:t>
+              <w:rPr>
+                <w:lang w:val="fr-FR" w:eastAsia="fr-FR" w:bidi="fr-FR"/>
+              </w:rPr>
+              <w:t>Le candidat situe précisément l'organisation, ses missions et le périmètre de son intervention.</w:t>
             </w:r>
           </w:p>
         </w:tc>
@@ -1223,7 +1454,11 @@
               <w:spacing w:after="0"/>
               <w:jc w:val="center"/>
             </w:pPr>
-            <w:r/>
+            <w:r>
+              <w:rPr>
+                <w:lang w:val="fr-FR" w:eastAsia="fr-FR" w:bidi="fr-FR"/>
+              </w:rPr>
+            </w:r>
           </w:p>
         </w:tc>
         <w:tc>
@@ -1236,7 +1471,11 @@
               <w:spacing w:after="0"/>
               <w:jc w:val="center"/>
             </w:pPr>
-            <w:r/>
+            <w:r>
+              <w:rPr>
+                <w:lang w:val="fr-FR" w:eastAsia="fr-FR" w:bidi="fr-FR"/>
+              </w:rPr>
+            </w:r>
           </w:p>
         </w:tc>
         <w:tc>
@@ -1249,7 +1488,11 @@
               <w:spacing w:after="0"/>
               <w:jc w:val="center"/>
             </w:pPr>
-            <w:r/>
+            <w:r>
+              <w:rPr>
+                <w:lang w:val="fr-FR" w:eastAsia="fr-FR" w:bidi="fr-FR"/>
+              </w:rPr>
+            </w:r>
           </w:p>
         </w:tc>
         <w:tc>
@@ -1262,7 +1505,11 @@
               <w:spacing w:after="0"/>
               <w:jc w:val="center"/>
             </w:pPr>
-            <w:r/>
+            <w:r>
+              <w:rPr>
+                <w:lang w:val="fr-FR" w:eastAsia="fr-FR" w:bidi="fr-FR"/>
+              </w:rPr>
+            </w:r>
           </w:p>
         </w:tc>
         <w:tc>
@@ -1274,7 +1521,11 @@
             <w:pPr>
               <w:spacing w:after="0"/>
             </w:pPr>
-            <w:r/>
+            <w:r>
+              <w:rPr>
+                <w:lang w:val="fr-FR" w:eastAsia="fr-FR" w:bidi="fr-FR"/>
+              </w:rPr>
+            </w:r>
           </w:p>
         </w:tc>
       </w:tr>
@@ -1289,6 +1540,9 @@
               <w:spacing w:after="0"/>
             </w:pPr>
             <w:r>
+              <w:rPr>
+                <w:lang w:val="fr-FR" w:eastAsia="fr-FR" w:bidi="fr-FR"/>
+              </w:rPr>
               <w:t>Qualité et conformité du rapport</w:t>
             </w:r>
           </w:p>
@@ -1303,7 +1557,10 @@
               <w:spacing w:after="0"/>
             </w:pPr>
             <w:r>
-              <w:t>Support lisible, structure, coherent avec l'epreuve et directement exploitable pour l'evaluation.</w:t>
+              <w:rPr>
+                <w:lang w:val="fr-FR" w:eastAsia="fr-FR" w:bidi="fr-FR"/>
+              </w:rPr>
+              <w:t>Support lisible, structuré, cohérent avec l'épreuve et directement exploitable pour l'évaluation.</w:t>
             </w:r>
           </w:p>
         </w:tc>
@@ -1317,7 +1574,11 @@
               <w:spacing w:after="0"/>
               <w:jc w:val="center"/>
             </w:pPr>
-            <w:r/>
+            <w:r>
+              <w:rPr>
+                <w:lang w:val="fr-FR" w:eastAsia="fr-FR" w:bidi="fr-FR"/>
+              </w:rPr>
+            </w:r>
           </w:p>
         </w:tc>
         <w:tc>
@@ -1330,7 +1591,11 @@
               <w:spacing w:after="0"/>
               <w:jc w:val="center"/>
             </w:pPr>
-            <w:r/>
+            <w:r>
+              <w:rPr>
+                <w:lang w:val="fr-FR" w:eastAsia="fr-FR" w:bidi="fr-FR"/>
+              </w:rPr>
+            </w:r>
           </w:p>
         </w:tc>
         <w:tc>
@@ -1343,7 +1608,11 @@
               <w:spacing w:after="0"/>
               <w:jc w:val="center"/>
             </w:pPr>
-            <w:r/>
+            <w:r>
+              <w:rPr>
+                <w:lang w:val="fr-FR" w:eastAsia="fr-FR" w:bidi="fr-FR"/>
+              </w:rPr>
+            </w:r>
           </w:p>
         </w:tc>
         <w:tc>
@@ -1356,7 +1625,11 @@
               <w:spacing w:after="0"/>
               <w:jc w:val="center"/>
             </w:pPr>
-            <w:r/>
+            <w:r>
+              <w:rPr>
+                <w:lang w:val="fr-FR" w:eastAsia="fr-FR" w:bidi="fr-FR"/>
+              </w:rPr>
+            </w:r>
           </w:p>
         </w:tc>
         <w:tc>
@@ -1368,7 +1641,11 @@
             <w:pPr>
               <w:spacing w:after="0"/>
             </w:pPr>
-            <w:r/>
+            <w:r>
+              <w:rPr>
+                <w:lang w:val="fr-FR" w:eastAsia="fr-FR" w:bidi="fr-FR"/>
+              </w:rPr>
+            </w:r>
           </w:p>
         </w:tc>
       </w:tr>
@@ -1383,6 +1660,9 @@
               <w:spacing w:after="0"/>
             </w:pPr>
             <w:r>
+              <w:rPr>
+                <w:lang w:val="fr-FR" w:eastAsia="fr-FR" w:bidi="fr-FR"/>
+              </w:rPr>
               <w:t>explicitation du contexte entreprise et de la mission</w:t>
             </w:r>
           </w:p>
@@ -1397,7 +1677,10 @@
               <w:spacing w:after="0"/>
             </w:pPr>
             <w:r>
-              <w:t>Le candidat situe precisement l'organisation, ses missions et le perimetre de son intervention.</w:t>
+              <w:rPr>
+                <w:lang w:val="fr-FR" w:eastAsia="fr-FR" w:bidi="fr-FR"/>
+              </w:rPr>
+              <w:t>Le candidat situe précisément l'organisation, ses missions et le périmètre de son intervention.</w:t>
             </w:r>
           </w:p>
         </w:tc>
@@ -1411,7 +1694,11 @@
               <w:spacing w:after="0"/>
               <w:jc w:val="center"/>
             </w:pPr>
-            <w:r/>
+            <w:r>
+              <w:rPr>
+                <w:lang w:val="fr-FR" w:eastAsia="fr-FR" w:bidi="fr-FR"/>
+              </w:rPr>
+            </w:r>
           </w:p>
         </w:tc>
         <w:tc>
@@ -1424,7 +1711,11 @@
               <w:spacing w:after="0"/>
               <w:jc w:val="center"/>
             </w:pPr>
-            <w:r/>
+            <w:r>
+              <w:rPr>
+                <w:lang w:val="fr-FR" w:eastAsia="fr-FR" w:bidi="fr-FR"/>
+              </w:rPr>
+            </w:r>
           </w:p>
         </w:tc>
         <w:tc>
@@ -1437,7 +1728,11 @@
               <w:spacing w:after="0"/>
               <w:jc w:val="center"/>
             </w:pPr>
-            <w:r/>
+            <w:r>
+              <w:rPr>
+                <w:lang w:val="fr-FR" w:eastAsia="fr-FR" w:bidi="fr-FR"/>
+              </w:rPr>
+            </w:r>
           </w:p>
         </w:tc>
         <w:tc>
@@ -1450,7 +1745,11 @@
               <w:spacing w:after="0"/>
               <w:jc w:val="center"/>
             </w:pPr>
-            <w:r/>
+            <w:r>
+              <w:rPr>
+                <w:lang w:val="fr-FR" w:eastAsia="fr-FR" w:bidi="fr-FR"/>
+              </w:rPr>
+            </w:r>
           </w:p>
         </w:tc>
         <w:tc>
@@ -1462,7 +1761,11 @@
             <w:pPr>
               <w:spacing w:after="0"/>
             </w:pPr>
-            <w:r/>
+            <w:r>
+              <w:rPr>
+                <w:lang w:val="fr-FR" w:eastAsia="fr-FR" w:bidi="fr-FR"/>
+              </w:rPr>
+            </w:r>
           </w:p>
         </w:tc>
       </w:tr>
@@ -1477,6 +1780,9 @@
               <w:spacing w:after="0"/>
             </w:pPr>
             <w:r>
+              <w:rPr>
+                <w:lang w:val="fr-FR" w:eastAsia="fr-FR" w:bidi="fr-FR"/>
+              </w:rPr>
               <w:t>prise en compte de la qualité, sécurité, radioprotection et procédures</w:t>
             </w:r>
           </w:p>
@@ -1491,7 +1797,10 @@
               <w:spacing w:after="0"/>
             </w:pPr>
             <w:r>
-              <w:t>Elements observables explicitables dans le support ecrit et confirmables lors de l'entretien.</w:t>
+              <w:rPr>
+                <w:lang w:val="fr-FR" w:eastAsia="fr-FR" w:bidi="fr-FR"/>
+              </w:rPr>
+              <w:t>Éléments observables explicitables dans le support écrit et confirmables lors de l'entretien.</w:t>
             </w:r>
           </w:p>
         </w:tc>
@@ -1505,7 +1814,11 @@
               <w:spacing w:after="0"/>
               <w:jc w:val="center"/>
             </w:pPr>
-            <w:r/>
+            <w:r>
+              <w:rPr>
+                <w:lang w:val="fr-FR" w:eastAsia="fr-FR" w:bidi="fr-FR"/>
+              </w:rPr>
+            </w:r>
           </w:p>
         </w:tc>
         <w:tc>
@@ -1518,7 +1831,11 @@
               <w:spacing w:after="0"/>
               <w:jc w:val="center"/>
             </w:pPr>
-            <w:r/>
+            <w:r>
+              <w:rPr>
+                <w:lang w:val="fr-FR" w:eastAsia="fr-FR" w:bidi="fr-FR"/>
+              </w:rPr>
+            </w:r>
           </w:p>
         </w:tc>
         <w:tc>
@@ -1531,7 +1848,11 @@
               <w:spacing w:after="0"/>
               <w:jc w:val="center"/>
             </w:pPr>
-            <w:r/>
+            <w:r>
+              <w:rPr>
+                <w:lang w:val="fr-FR" w:eastAsia="fr-FR" w:bidi="fr-FR"/>
+              </w:rPr>
+            </w:r>
           </w:p>
         </w:tc>
         <w:tc>
@@ -1544,7 +1865,11 @@
               <w:spacing w:after="0"/>
               <w:jc w:val="center"/>
             </w:pPr>
-            <w:r/>
+            <w:r>
+              <w:rPr>
+                <w:lang w:val="fr-FR" w:eastAsia="fr-FR" w:bidi="fr-FR"/>
+              </w:rPr>
+            </w:r>
           </w:p>
         </w:tc>
         <w:tc>
@@ -1556,7 +1881,11 @@
             <w:pPr>
               <w:spacing w:after="0"/>
             </w:pPr>
-            <w:r/>
+            <w:r>
+              <w:rPr>
+                <w:lang w:val="fr-FR" w:eastAsia="fr-FR" w:bidi="fr-FR"/>
+              </w:rPr>
+            </w:r>
           </w:p>
         </w:tc>
       </w:tr>
@@ -1571,6 +1900,9 @@
               <w:spacing w:after="0"/>
             </w:pPr>
             <w:r>
+              <w:rPr>
+                <w:lang w:val="fr-FR" w:eastAsia="fr-FR" w:bidi="fr-FR"/>
+              </w:rPr>
               <w:t>prise de recul sur l'expérience</w:t>
             </w:r>
           </w:p>
@@ -1585,7 +1917,10 @@
               <w:spacing w:after="0"/>
             </w:pPr>
             <w:r>
-              <w:t>Les choix, contraintes, resultats et eventuels ecarts sont analyses avec recul professionnel.</w:t>
+              <w:rPr>
+                <w:lang w:val="fr-FR" w:eastAsia="fr-FR" w:bidi="fr-FR"/>
+              </w:rPr>
+              <w:t>Les choix, contraintes, résultats et éventuels écarts sont analysés avec recul professionnel.</w:t>
             </w:r>
           </w:p>
         </w:tc>
@@ -1599,7 +1934,11 @@
               <w:spacing w:after="0"/>
               <w:jc w:val="center"/>
             </w:pPr>
-            <w:r/>
+            <w:r>
+              <w:rPr>
+                <w:lang w:val="fr-FR" w:eastAsia="fr-FR" w:bidi="fr-FR"/>
+              </w:rPr>
+            </w:r>
           </w:p>
         </w:tc>
         <w:tc>
@@ -1612,7 +1951,11 @@
               <w:spacing w:after="0"/>
               <w:jc w:val="center"/>
             </w:pPr>
-            <w:r/>
+            <w:r>
+              <w:rPr>
+                <w:lang w:val="fr-FR" w:eastAsia="fr-FR" w:bidi="fr-FR"/>
+              </w:rPr>
+            </w:r>
           </w:p>
         </w:tc>
         <w:tc>
@@ -1625,7 +1968,11 @@
               <w:spacing w:after="0"/>
               <w:jc w:val="center"/>
             </w:pPr>
-            <w:r/>
+            <w:r>
+              <w:rPr>
+                <w:lang w:val="fr-FR" w:eastAsia="fr-FR" w:bidi="fr-FR"/>
+              </w:rPr>
+            </w:r>
           </w:p>
         </w:tc>
         <w:tc>
@@ -1638,7 +1985,11 @@
               <w:spacing w:after="0"/>
               <w:jc w:val="center"/>
             </w:pPr>
-            <w:r/>
+            <w:r>
+              <w:rPr>
+                <w:lang w:val="fr-FR" w:eastAsia="fr-FR" w:bidi="fr-FR"/>
+              </w:rPr>
+            </w:r>
           </w:p>
         </w:tc>
         <w:tc>
@@ -1650,7 +2001,11 @@
             <w:pPr>
               <w:spacing w:after="0"/>
             </w:pPr>
-            <w:r/>
+            <w:r>
+              <w:rPr>
+                <w:lang w:val="fr-FR" w:eastAsia="fr-FR" w:bidi="fr-FR"/>
+              </w:rPr>
+            </w:r>
           </w:p>
         </w:tc>
       </w:tr>
@@ -1660,8 +2015,9 @@
       <w:r>
         <w:rPr>
           <w:b/>
+          <w:lang w:val="fr-FR" w:eastAsia="fr-FR" w:bidi="fr-FR"/>
         </w:rPr>
-        <w:t>Appreciation synthetique</w:t>
+        <w:t>Appréciation synthétique</w:t>
       </w:r>
     </w:p>
     <w:tbl>
@@ -1685,8 +2041,9 @@
             <w:r>
               <w:rPr>
                 <w:b/>
+                <w:lang w:val="fr-FR" w:eastAsia="fr-FR" w:bidi="fr-FR"/>
               </w:rPr>
-              <w:t>Points forts observes</w:t>
+              <w:t>Points forts observés</w:t>
             </w:r>
           </w:p>
         </w:tc>
@@ -1695,7 +2052,11 @@
             <w:tcW w:type="dxa" w:w="10658"/>
           </w:tcPr>
           <w:p>
-            <w:r/>
+            <w:r>
+              <w:rPr>
+                <w:lang w:val="fr-FR" w:eastAsia="fr-FR" w:bidi="fr-FR"/>
+              </w:rPr>
+            </w:r>
           </w:p>
         </w:tc>
       </w:tr>
@@ -1709,6 +2070,7 @@
             <w:r>
               <w:rPr>
                 <w:b/>
+                <w:lang w:val="fr-FR" w:eastAsia="fr-FR" w:bidi="fr-FR"/>
               </w:rPr>
               <w:t>Axes de progression / vigilance</w:t>
             </w:r>
@@ -1719,7 +2081,11 @@
             <w:tcW w:type="dxa" w:w="10658"/>
           </w:tcPr>
           <w:p>
-            <w:r/>
+            <w:r>
+              <w:rPr>
+                <w:lang w:val="fr-FR" w:eastAsia="fr-FR" w:bidi="fr-FR"/>
+              </w:rPr>
+            </w:r>
           </w:p>
         </w:tc>
       </w:tr>
@@ -1733,8 +2099,9 @@
             <w:r>
               <w:rPr>
                 <w:b/>
+                <w:lang w:val="fr-FR" w:eastAsia="fr-FR" w:bidi="fr-FR"/>
               </w:rPr>
-              <w:t>Decision / note / positionnement local</w:t>
+              <w:t>Décision / note / positionnement local</w:t>
             </w:r>
           </w:p>
         </w:tc>
@@ -1743,7 +2110,11 @@
             <w:tcW w:type="dxa" w:w="10658"/>
           </w:tcPr>
           <w:p>
-            <w:r/>
+            <w:r>
+              <w:rPr>
+                <w:lang w:val="fr-FR" w:eastAsia="fr-FR" w:bidi="fr-FR"/>
+              </w:rPr>
+            </w:r>
           </w:p>
         </w:tc>
       </w:tr>
@@ -1753,17 +2124,24 @@
       <w:r>
         <w:rPr>
           <w:b/>
+          <w:lang w:val="fr-FR" w:eastAsia="fr-FR" w:bidi="fr-FR"/>
         </w:rPr>
         <w:t>Fondement et sources de reconstitution</w:t>
       </w:r>
     </w:p>
     <w:p>
       <w:r>
-        <w:t>Croisement entre le rapport de stage ouvrier, le reglement d'examen et les competences du secteur nucleaire.</w:t>
+        <w:rPr>
+          <w:lang w:val="fr-FR" w:eastAsia="fr-FR" w:bidi="fr-FR"/>
+        </w:rPr>
+        <w:t>Croisement entre le rapport de stage ouvrier, le reglement d'examen et les competences du secteur nucléaire.</w:t>
       </w:r>
     </w:p>
     <w:p>
       <w:r>
+        <w:rPr>
+          <w:lang w:val="fr-FR" w:eastAsia="fr-FR" w:bidi="fr-FR"/>
+        </w:rPr>
         <w:t>Le référentiel et la définition des modalités d'évaluation ne fournissent pas de grille publique directe. Les critères sont reconstitués à partir de la description de l'épreuve U6.1, qui est un rapport de stage ouvrier en entreprise suivi d'une soutenance orale. L'accent est mis sur la découverte des activités en milieu nucléaire, l'intégration à une équipe, l'observation des exigences de terrain (procédures, radioprotection, organisation), et la capacité à rendre compte de l'expérience.</w:t>
       </w:r>
     </w:p>
@@ -1771,16 +2149,18 @@
       <w:r>
         <w:rPr>
           <w:sz w:val="17"/>
+          <w:lang w:val="fr-FR" w:eastAsia="fr-FR" w:bidi="fr-FR"/>
         </w:rPr>
-        <w:t>Referentiel : https://www.education.gouv.fr/bo/2011/Hebdo30/ESRS1115837A.htm</w:t>
+        <w:t>Référentiel : https://www.education.gouv.fr/bo/2011/Hebdo30/ESRS1115837A.htm</w:t>
       </w:r>
     </w:p>
     <w:p>
       <w:r>
         <w:rPr>
           <w:sz w:val="17"/>
+          <w:lang w:val="fr-FR" w:eastAsia="fr-FR" w:bidi="fr-FR"/>
         </w:rPr>
-        <w:t>Definition / modalites : https://cache.media.education.gouv.fr/file/30/14/7/environnement-nucleaire-reglement-examen_186147.pdf</w:t>
+        <w:t>Document jury : https://cache.media.education.gouv.fr/file/30/14/7/environnement-nucleaire-reglement-examen_186147.pdf</w:t>
       </w:r>
     </w:p>
     <w:sectPr>
@@ -2159,6 +2539,7 @@
     <w:rPr>
       <w:rFonts w:ascii="Aptos" w:hAnsi="Aptos"/>
       <w:sz w:val="20"/>
+      <w:lang w:val="fr-FR" w:eastAsia="fr-FR" w:bidi="fr-FR"/>
     </w:rPr>
   </w:style>
   <w:style w:type="paragraph" w:styleId="Header">

--- a/downloads/fiches/bts_environnement_nucleaire_fiche_evaluation.docx
+++ b/downloads/fiches/bts_environnement_nucleaire_fiche_evaluation.docx
@@ -26,7 +26,7 @@
           <w:sz w:val="21"/>
           <w:lang w:val="fr-FR" w:eastAsia="fr-FR" w:bidi="fr-FR"/>
         </w:rPr>
-        <w:t>Support évalué : Rapport de stage / rapport d'activités | Modalité : CCF</w:t>
+        <w:t>Support évalué : Rapport de stage / rapport d'activités | Modalité : À confirmer</w:t>
       </w:r>
     </w:p>
     <w:p>
@@ -51,7 +51,7 @@
           <w:i/>
           <w:lang w:val="fr-FR" w:eastAsia="fr-FR" w:bidi="fr-FR"/>
         </w:rPr>
-        <w:t>Cette fiche est une reconstitution de travail à partir des sources publiques repérées au 2026-05-06. Elle ne remplace pas un formulaire national opposable lorsqu'une grille officielle complète existe par ailleurs.</w:t>
+        <w:t>Cette fiche est une reconstitution de travail à partir des sources publiques repérées au 2026-05-06. Elle ne remplace pas un formulaire national opposable lorsqu'une grille officielle complète existe par ailleurs. La modalité exacte (CCF ou ponctuelle) reste à confirmer sur la base des textes disponibles.</w:t>
       </w:r>
     </w:p>
     <w:tbl>
@@ -124,7 +124,7 @@
               <w:rPr>
                 <w:lang w:val="fr-FR" w:eastAsia="fr-FR" w:bidi="fr-FR"/>
               </w:rPr>
-              <w:t>CCF</w:t>
+              <w:t>À confirmer</w:t>
             </w:r>
           </w:p>
         </w:tc>
@@ -186,7 +186,7 @@
               <w:rPr>
                 <w:lang w:val="fr-FR" w:eastAsia="fr-FR" w:bidi="fr-FR"/>
               </w:rPr>
-              <w:t>CCF confirme</w:t>
+              <w:t>CCF confirmé</w:t>
             </w:r>
           </w:p>
         </w:tc>
@@ -280,7 +280,7 @@
               <w:rPr>
                 <w:lang w:val="fr-FR" w:eastAsia="fr-FR" w:bidi="fr-FR"/>
               </w:rPr>
-              <w:t>CCF confirme</w:t>
+              <w:t>CCF confirmé</w:t>
             </w:r>
           </w:p>
         </w:tc>

--- a/downloads/fiches/bts_environnement_nucleaire_fiche_evaluation.docx
+++ b/downloads/fiches/bts_environnement_nucleaire_fiche_evaluation.docx
@@ -9,11 +9,8 @@
       <w:r>
         <w:rPr>
           <w:b/>
-          <w:color w:val="1F4E79"/>
-          <w:sz w:val="32"/>
-          <w:lang w:val="fr-FR" w:eastAsia="fr-FR" w:bidi="fr-FR"/>
         </w:rPr>
-        <w:t>Fiche d'évaluation reconstituée - BTS Environnement nucléaire</w:t>
+        <w:t>Fiche d'évaluation - BTS Environnement nucléaire</w:t>
       </w:r>
     </w:p>
     <w:p>
@@ -27,31 +24,6 @@
           <w:lang w:val="fr-FR" w:eastAsia="fr-FR" w:bidi="fr-FR"/>
         </w:rPr>
         <w:t>Support évalué : Rapport de stage / rapport d'activités | Modalité : À confirmer</w:t>
-      </w:r>
-    </w:p>
-    <w:p>
-      <w:pPr>
-        <w:jc w:val="center"/>
-      </w:pPr>
-      <w:r>
-        <w:rPr>
-          <w:b/>
-          <w:color w:val="4F81BD"/>
-          <w:lang w:val="fr-FR" w:eastAsia="fr-FR" w:bidi="fr-FR"/>
-        </w:rPr>
-        <w:t>Fiche reconstituée à partir de critères officiels</w:t>
-      </w:r>
-    </w:p>
-    <w:p>
-      <w:pPr>
-        <w:spacing w:after="120"/>
-      </w:pPr>
-      <w:r>
-        <w:rPr>
-          <w:i/>
-          <w:lang w:val="fr-FR" w:eastAsia="fr-FR" w:bidi="fr-FR"/>
-        </w:rPr>
-        <w:t>Cette fiche est une reconstitution de travail à partir des sources publiques repérées au 2026-05-06. Elle ne remplace pas un formulaire national opposable lorsqu'une grille officielle complète existe par ailleurs. La modalité exacte (CCF ou ponctuelle) reste à confirmer sur la base des textes disponibles.</w:t>
       </w:r>
     </w:p>
     <w:tbl>
@@ -108,9 +80,8 @@
             <w:r>
               <w:rPr>
                 <w:b/>
-                <w:lang w:val="fr-FR" w:eastAsia="fr-FR" w:bidi="fr-FR"/>
               </w:rPr>
-              <w:t>Modalité</w:t>
+              <w:t>Modalité d'évaluation</w:t>
             </w:r>
           </w:p>
         </w:tc>
@@ -169,10 +140,8 @@
           <w:p>
             <w:r>
               <w:rPr>
-                <w:b/>
-                <w:lang w:val="fr-FR" w:eastAsia="fr-FR" w:bidi="fr-FR"/>
+                <w:b w:val="0"/>
               </w:rPr>
-              <w:t>Statut documentaire</w:t>
             </w:r>
           </w:p>
         </w:tc>
@@ -184,9 +153,8 @@
           <w:p>
             <w:r>
               <w:rPr>
-                <w:lang w:val="fr-FR" w:eastAsia="fr-FR" w:bidi="fr-FR"/>
+                <w:b w:val="0"/>
               </w:rPr>
-              <w:t>CCF confirmé</w:t>
             </w:r>
           </w:p>
         </w:tc>
@@ -293,10 +261,8 @@
           <w:p>
             <w:r>
               <w:rPr>
-                <w:b/>
-                <w:lang w:val="fr-FR" w:eastAsia="fr-FR" w:bidi="fr-FR"/>
+                <w:b w:val="0"/>
               </w:rPr>
-              <w:t>Niveau de reconstitution</w:t>
             </w:r>
           </w:p>
         </w:tc>
@@ -308,71 +274,8 @@
           <w:p>
             <w:r>
               <w:rPr>
-                <w:lang w:val="fr-FR" w:eastAsia="fr-FR" w:bidi="fr-FR"/>
+                <w:b w:val="0"/>
               </w:rPr>
-              <w:t>Fiche reconstituée à partir de critères officiels</w:t>
-            </w:r>
-          </w:p>
-        </w:tc>
-      </w:tr>
-      <w:tr>
-        <w:tc>
-          <w:tcPr>
-            <w:tcW w:type="dxa" w:w="1814"/>
-            <w:vAlign w:val="center"/>
-            <w:shd w:fill="D9EAF7"/>
-          </w:tcPr>
-          <w:p>
-            <w:r>
-              <w:rPr>
-                <w:b/>
-                <w:lang w:val="fr-FR" w:eastAsia="fr-FR" w:bidi="fr-FR"/>
-              </w:rPr>
-              <w:t>Sources modèle</w:t>
-            </w:r>
-          </w:p>
-        </w:tc>
-        <w:tc>
-          <w:tcPr>
-            <w:tcW w:type="dxa" w:w="4535"/>
-            <w:vAlign w:val="center"/>
-          </w:tcPr>
-          <w:p>
-            <w:r>
-              <w:rPr>
-                <w:lang w:val="fr-FR" w:eastAsia="fr-FR" w:bidi="fr-FR"/>
-              </w:rPr>
-              <w:t>Le reglement public documente la sous-epreuve et ses modalités, pas une grille separee du rapport de stage ouvrier.</w:t>
-            </w:r>
-          </w:p>
-        </w:tc>
-        <w:tc>
-          <w:tcPr>
-            <w:tcW w:type="dxa" w:w="1814"/>
-            <w:vAlign w:val="center"/>
-            <w:shd w:fill="D9EAF7"/>
-          </w:tcPr>
-          <w:p>
-            <w:r>
-              <w:rPr>
-                <w:b/>
-                <w:lang w:val="fr-FR" w:eastAsia="fr-FR" w:bidi="fr-FR"/>
-              </w:rPr>
-              <w:t>Document jury</w:t>
-            </w:r>
-          </w:p>
-        </w:tc>
-        <w:tc>
-          <w:tcPr>
-            <w:tcW w:type="dxa" w:w="6009"/>
-            <w:vAlign w:val="center"/>
-          </w:tcPr>
-          <w:p>
-            <w:r>
-              <w:rPr>
-                <w:lang w:val="fr-FR" w:eastAsia="fr-FR" w:bidi="fr-FR"/>
-              </w:rPr>
-              <w:t>https://cache.media.education.gouv.fr/file/30/14/7/environnement-nucleaire-reglement-examen_186147.pdf</w:t>
             </w:r>
           </w:p>
         </w:tc>
@@ -2099,9 +2002,8 @@
             <w:r>
               <w:rPr>
                 <w:b/>
-                <w:lang w:val="fr-FR" w:eastAsia="fr-FR" w:bidi="fr-FR"/>
               </w:rPr>
-              <w:t>Décision / note / positionnement local</w:t>
+              <w:t>Note proposée</w:t>
             </w:r>
           </w:p>
         </w:tc>
@@ -2123,15 +2025,6 @@
     <w:p>
       <w:r>
         <w:rPr>
-          <w:b/>
-          <w:lang w:val="fr-FR" w:eastAsia="fr-FR" w:bidi="fr-FR"/>
-        </w:rPr>
-        <w:t>Fondement et sources de reconstitution</w:t>
-      </w:r>
-    </w:p>
-    <w:p>
-      <w:r>
-        <w:rPr>
           <w:lang w:val="fr-FR" w:eastAsia="fr-FR" w:bidi="fr-FR"/>
         </w:rPr>
         <w:t>Croisement entre le rapport de stage ouvrier, le reglement d'examen et les competences du secteur nucléaire.</w:t>
@@ -2143,15 +2036,6 @@
           <w:lang w:val="fr-FR" w:eastAsia="fr-FR" w:bidi="fr-FR"/>
         </w:rPr>
         <w:t>Le référentiel et la définition des modalités d'évaluation ne fournissent pas de grille publique directe. Les critères sont reconstitués à partir de la description de l'épreuve U6.1, qui est un rapport de stage ouvrier en entreprise suivi d'une soutenance orale. L'accent est mis sur la découverte des activités en milieu nucléaire, l'intégration à une équipe, l'observation des exigences de terrain (procédures, radioprotection, organisation), et la capacité à rendre compte de l'expérience.</w:t>
-      </w:r>
-    </w:p>
-    <w:p>
-      <w:r>
-        <w:rPr>
-          <w:sz w:val="17"/>
-          <w:lang w:val="fr-FR" w:eastAsia="fr-FR" w:bidi="fr-FR"/>
-        </w:rPr>
-        <w:t>Référentiel : https://www.education.gouv.fr/bo/2011/Hebdo30/ESRS1115837A.htm</w:t>
       </w:r>
     </w:p>
     <w:p>
